--- a/template_laudo_topcon_maestro2_wide.docx
+++ b/template_laudo_topcon_maestro2_wide.docx
@@ -1,6 +1,6 @@
 
 <file path=word/document.xml><?xml version="1.0" encoding="utf-8"?>
-<w:document xmlns:wpc="http://schemas.microsoft.com/office/word/2010/wordprocessingCanvas" xmlns:cx="http://schemas.microsoft.com/office/drawing/2014/chartex" xmlns:cx1="http://schemas.microsoft.com/office/drawing/2015/9/8/chartex" xmlns:cx2="http://schemas.microsoft.com/office/drawing/2015/10/21/chartex" xmlns:cx3="http://schemas.microsoft.com/office/drawing/2016/5/9/chartex" xmlns:cx4="http://schemas.microsoft.com/office/drawing/2016/5/10/chartex" xmlns:cx5="http://schemas.microsoft.com/office/drawing/2016/5/11/chartex" xmlns:cx6="http://schemas.microsoft.com/office/drawing/2016/5/12/chartex" xmlns:cx7="http://schemas.microsoft.com/office/drawing/2016/5/13/chartex" xmlns:cx8="http://schemas.microsoft.com/office/drawing/2016/5/14/chartex" xmlns:mc="http://schemas.openxmlformats.org/markup-compatibility/2006" xmlns:aink="http://schemas.microsoft.com/office/drawing/2016/ink" xmlns:am3d="http://schemas.microsoft.com/office/drawing/2017/model3d" xmlns:o="urn:schemas-microsoft-com:office:office" xmlns:oel="http://schemas.microsoft.com/office/2019/extlst" xmlns:r="http://schemas.openxmlformats.org/officeDocument/2006/relationships" xmlns:m="http://schemas.openxmlformats.org/officeDocument/2006/math" xmlns:v="urn:schemas-microsoft-com:vml" xmlns:wp14="http://schemas.microsoft.com/office/word/2010/wordprocessingDrawing" xmlns:wp="http://schemas.openxmlformats.org/drawingml/2006/wordprocessingDrawing" xmlns:w10="urn:schemas-microsoft-com:office:word" xmlns:w="http://schemas.openxmlformats.org/wordprocessingml/2006/main" xmlns:w14="http://schemas.microsoft.com/office/word/2010/wordml" xmlns:w15="http://schemas.microsoft.com/office/word/2012/wordml" xmlns:w16cei="http://schemas.microsoft.com/office/word/2026/wordml/cei" xmlns:w16cex="http://schemas.microsoft.com/office/word/2018/wordml/cex" xmlns:w16cid="http://schemas.microsoft.com/office/word/2016/wordml/cid" xmlns:w16="http://schemas.microsoft.com/office/word/2018/wordml" xmlns:w16du="http://schemas.microsoft.com/office/word/2023/wordml/word16du" xmlns:w16sdtdh="http://schemas.microsoft.com/office/word/2020/wordml/sdtdatahash" xmlns:w16sdtfl="http://schemas.microsoft.com/office/word/2024/wordml/sdtformatlock" xmlns:w16se="http://schemas.microsoft.com/office/word/2015/wordml/symex" xmlns:wpg="http://schemas.microsoft.com/office/word/2010/wordprocessingGroup" xmlns:wpi="http://schemas.microsoft.com/office/word/2010/wordprocessingInk" xmlns:wne="http://schemas.microsoft.com/office/word/2006/wordml" xmlns:wps="http://schemas.microsoft.com/office/word/2010/wordprocessingShape" mc:Ignorable="w14 w15 w16se w16cid w16 w16cex w16sdtdh w16sdtfl w16du wp14">
+<w:document xmlns:wpc="http://schemas.microsoft.com/office/word/2010/wordprocessingCanvas" xmlns:cx="http://schemas.microsoft.com/office/drawing/2014/chartex" xmlns:cx1="http://schemas.microsoft.com/office/drawing/2015/9/8/chartex" xmlns:cx2="http://schemas.microsoft.com/office/drawing/2015/10/21/chartex" xmlns:cx3="http://schemas.microsoft.com/office/drawing/2016/5/9/chartex" xmlns:cx4="http://schemas.microsoft.com/office/drawing/2016/5/10/chartex" xmlns:cx5="http://schemas.microsoft.com/office/drawing/2016/5/11/chartex" xmlns:cx6="http://schemas.microsoft.com/office/drawing/2016/5/12/chartex" xmlns:cx7="http://schemas.microsoft.com/office/drawing/2016/5/13/chartex" xmlns:cx8="http://schemas.microsoft.com/office/drawing/2016/5/14/chartex" xmlns:mc="http://schemas.openxmlformats.org/markup-compatibility/2006" xmlns:aink="http://schemas.microsoft.com/office/drawing/2016/ink" xmlns:am3d="http://schemas.microsoft.com/office/drawing/2017/model3d" xmlns:o="urn:schemas-microsoft-com:office:office" xmlns:oel="http://schemas.microsoft.com/office/2019/extlst" xmlns:r="http://schemas.openxmlformats.org/officeDocument/2006/relationships" xmlns:m="http://schemas.openxmlformats.org/officeDocument/2006/math" xmlns:v="urn:schemas-microsoft-com:vml" xmlns:wp14="http://schemas.microsoft.com/office/word/2010/wordprocessingDrawing" xmlns:wp="http://schemas.openxmlformats.org/drawingml/2006/wordprocessingDrawing" xmlns:w10="urn:schemas-microsoft-com:office:word" xmlns:w="http://schemas.openxmlformats.org/wordprocessingml/2006/main" xmlns:w14="http://schemas.microsoft.com/office/word/2010/wordml" xmlns:w15="http://schemas.microsoft.com/office/word/2012/wordml" xmlns:w16cex="http://schemas.microsoft.com/office/word/2018/wordml/cex" xmlns:w16cid="http://schemas.microsoft.com/office/word/2016/wordml/cid" xmlns:w16="http://schemas.microsoft.com/office/word/2018/wordml" xmlns:w16du="http://schemas.microsoft.com/office/word/2023/wordml/word16du" xmlns:w16sdtdh="http://schemas.microsoft.com/office/word/2020/wordml/sdtdatahash" xmlns:w16sdtfl="http://schemas.microsoft.com/office/word/2024/wordml/sdtformatlock" xmlns:w16se="http://schemas.microsoft.com/office/word/2015/wordml/symex" xmlns:wpg="http://schemas.microsoft.com/office/word/2010/wordprocessingGroup" xmlns:wpi="http://schemas.microsoft.com/office/word/2010/wordprocessingInk" xmlns:wne="http://schemas.microsoft.com/office/word/2006/wordml" xmlns:wps="http://schemas.microsoft.com/office/word/2010/wordprocessingShape" mc:Ignorable="w14 w15 w16se w16cid w16 w16cex w16sdtdh w16sdtfl w16du wp14">
   <w:body>
     <w:p>
       <w:pPr>
@@ -255,23 +255,13 @@
             <w:shd w:val="clear" w:color="auto" w:fill="E8EDF4"/>
           </w:tcPr>
           <w:p>
-            <w:proofErr w:type="spellStart"/>
             <w:r>
               <w:rPr>
                 <w:b/>
                 <w:color w:val="1F3A5F"/>
                 <w:sz w:val="16"/>
               </w:rPr>
-              <w:t>Protocolo</w:t>
-            </w:r>
-            <w:proofErr w:type="spellEnd"/>
-            <w:r>
-              <w:rPr>
-                <w:b/>
-                <w:color w:val="1F3A5F"/>
-                <w:sz w:val="16"/>
-              </w:rPr>
-              <w:t>:</w:t>
+              <w:t>Protocolo:</w:t>
             </w:r>
           </w:p>
         </w:tc>
@@ -304,25 +294,7 @@
                 <w:color w:val="1F3A5F"/>
                 <w:sz w:val="16"/>
               </w:rPr>
-              <w:t xml:space="preserve">Qualidade do </w:t>
-            </w:r>
-            <w:proofErr w:type="spellStart"/>
-            <w:r>
-              <w:rPr>
-                <w:b/>
-                <w:color w:val="1F3A5F"/>
-                <w:sz w:val="16"/>
-              </w:rPr>
-              <w:t>Sinal</w:t>
-            </w:r>
-            <w:proofErr w:type="spellEnd"/>
-            <w:r>
-              <w:rPr>
-                <w:b/>
-                <w:color w:val="1F3A5F"/>
-                <w:sz w:val="16"/>
-              </w:rPr>
-              <w:t xml:space="preserve"> (SS) OD/OE:</w:t>
+              <w:t>Qualidade do Sinal (SS) OD/OE:</w:t>
             </w:r>
           </w:p>
           <w:p>
@@ -342,23 +314,13 @@
                 <w:sz w:val="16"/>
               </w:rPr>
             </w:pPr>
-            <w:proofErr w:type="spellStart"/>
             <w:r>
               <w:rPr>
                 <w:b/>
                 <w:color w:val="1F3A5F"/>
                 <w:sz w:val="16"/>
               </w:rPr>
-              <w:t>Prontuário</w:t>
-            </w:r>
-            <w:proofErr w:type="spellEnd"/>
-            <w:r>
-              <w:rPr>
-                <w:b/>
-                <w:color w:val="1F3A5F"/>
-                <w:sz w:val="16"/>
-              </w:rPr>
-              <w:t>:</w:t>
+              <w:t>Prontuário:</w:t>
             </w:r>
           </w:p>
         </w:tc>
@@ -383,6 +345,15 @@
     <w:p>
       <w:pPr>
         <w:spacing w:before="60" w:after="20"/>
+        <w:rPr>
+          <w:b/>
+          <w:color w:val="1F3A5F"/>
+        </w:rPr>
+      </w:pPr>
+    </w:p>
+    <w:p>
+      <w:pPr>
+        <w:spacing w:before="60" w:after="20"/>
       </w:pPr>
       <w:r>
         <w:rPr>
@@ -395,8 +366,18 @@
     <w:p>
       <w:pPr>
         <w:spacing w:before="40" w:after="20"/>
+        <w:rPr>
+          <w:b/>
+          <w:i/>
+          <w:color w:val="333333"/>
+          <w:sz w:val="17"/>
+        </w:rPr>
       </w:pPr>
-      <w:proofErr w:type="spellStart"/>
+    </w:p>
+    <w:p>
+      <w:pPr>
+        <w:spacing w:before="40" w:after="20"/>
+      </w:pPr>
       <w:r>
         <w:rPr>
           <w:b/>
@@ -404,57 +385,7 @@
           <w:color w:val="333333"/>
           <w:sz w:val="17"/>
         </w:rPr>
-        <w:t>Espessura</w:t>
-      </w:r>
-      <w:proofErr w:type="spellEnd"/>
-      <w:r>
-        <w:rPr>
-          <w:b/>
-          <w:i/>
-          <w:color w:val="333333"/>
-          <w:sz w:val="17"/>
-        </w:rPr>
-        <w:t xml:space="preserve"> macular (</w:t>
-      </w:r>
-      <w:proofErr w:type="spellStart"/>
-      <w:r>
-        <w:rPr>
-          <w:b/>
-          <w:i/>
-          <w:color w:val="333333"/>
-          <w:sz w:val="17"/>
-        </w:rPr>
-        <w:t>protocolo</w:t>
-      </w:r>
-      <w:proofErr w:type="spellEnd"/>
-      <w:r>
-        <w:rPr>
-          <w:b/>
-          <w:i/>
-          <w:color w:val="333333"/>
-          <w:sz w:val="17"/>
-        </w:rPr>
-        <w:t xml:space="preserve"> </w:t>
-      </w:r>
-      <w:proofErr w:type="spellStart"/>
-      <w:r>
-        <w:rPr>
-          <w:b/>
-          <w:i/>
-          <w:color w:val="333333"/>
-          <w:sz w:val="17"/>
-        </w:rPr>
-        <w:t>em</w:t>
-      </w:r>
-      <w:proofErr w:type="spellEnd"/>
-      <w:r>
-        <w:rPr>
-          <w:b/>
-          <w:i/>
-          <w:color w:val="333333"/>
-          <w:sz w:val="17"/>
-        </w:rPr>
-        <w:t xml:space="preserve"> cubo / grid ETDRS)</w:t>
+        <w:t>Espessura macular (protocolo em cubo / grid ETDRS)</w:t>
       </w:r>
     </w:p>
     <w:tbl>
@@ -790,7 +721,6 @@
     </w:p>
     <w:p>
       <w:pPr>
-        <w:spacing w:after="0"/>
         <w:rPr>
           <w:i/>
         </w:rPr>
@@ -813,6 +743,15 @@
     <w:p>
       <w:pPr>
         <w:spacing w:before="60" w:after="20"/>
+        <w:rPr>
+          <w:b/>
+          <w:color w:val="1F3A5F"/>
+        </w:rPr>
+      </w:pPr>
+    </w:p>
+    <w:p>
+      <w:pPr>
+        <w:spacing w:before="60" w:after="20"/>
       </w:pPr>
       <w:r>
         <w:rPr>
@@ -825,6 +764,17 @@
     <w:p>
       <w:pPr>
         <w:spacing w:before="40" w:after="20"/>
+        <w:rPr>
+          <w:b/>
+          <w:i/>
+          <w:color w:val="333333"/>
+          <w:sz w:val="17"/>
+        </w:rPr>
+      </w:pPr>
+    </w:p>
+    <w:p>
+      <w:pPr>
+        <w:spacing w:before="40" w:after="20"/>
       </w:pPr>
       <w:r>
         <w:rPr>
@@ -833,27 +783,7 @@
           <w:color w:val="333333"/>
           <w:sz w:val="17"/>
         </w:rPr>
-        <w:t xml:space="preserve">RNFL peri-papilar — </w:t>
-      </w:r>
-      <w:proofErr w:type="spellStart"/>
-      <w:r>
-        <w:rPr>
-          <w:b/>
-          <w:i/>
-          <w:color w:val="333333"/>
-          <w:sz w:val="17"/>
-        </w:rPr>
-        <w:t>espessura</w:t>
-      </w:r>
-      <w:proofErr w:type="spellEnd"/>
-      <w:r>
-        <w:rPr>
-          <w:b/>
-          <w:i/>
-          <w:color w:val="333333"/>
-          <w:sz w:val="17"/>
-        </w:rPr>
-        <w:t xml:space="preserve"> (µm)</w:t>
+        <w:t>RNFL peri-papilar — espessura (µm)</w:t>
       </w:r>
     </w:p>
     <w:tbl>
@@ -1215,7 +1145,6 @@
             <w:pPr>
               <w:jc w:val="center"/>
             </w:pPr>
-            <w:r/>
           </w:p>
         </w:tc>
       </w:tr>
@@ -1567,7 +1496,6 @@
     </w:p>
     <w:p>
       <w:pPr>
-        <w:spacing w:after="0"/>
         <w:rPr>
           <w:i/>
         </w:rPr>
@@ -1587,14 +1515,24 @@
     <w:p>
       <w:pPr>
         <w:spacing w:before="60" w:after="20"/>
+        <w:rPr>
+          <w:b/>
+          <w:color w:val="1F3A5F"/>
+        </w:rPr>
       </w:pPr>
       <w:r>
         <w:rPr>
           <w:b/>
           <w:color w:val="1F3A5F"/>
         </w:rPr>
+        <w:lastRenderedPageBreak/>
         <w:t>3. COMPLEXO DE CÉLULAS GANGLIONARES (GCC / GCL-IPL)</w:t>
       </w:r>
+    </w:p>
+    <w:p>
+      <w:pPr>
+        <w:spacing w:before="60" w:after="20"/>
+      </w:pPr>
     </w:p>
     <w:tbl>
       <w:tblPr>
@@ -1618,7 +1556,6 @@
             <w:shd w:val="clear" w:color="auto" w:fill="1F3A5F"/>
           </w:tcPr>
           <w:p>
-            <w:proofErr w:type="spellStart"/>
             <w:r>
               <w:rPr>
                 <w:b/>
@@ -1627,7 +1564,6 @@
               </w:rPr>
               <w:t>Parâmetro</w:t>
             </w:r>
-            <w:proofErr w:type="spellEnd"/>
           </w:p>
         </w:tc>
         <w:tc>
@@ -1967,6 +1903,19 @@
     <w:p>
       <w:pPr>
         <w:spacing w:before="60" w:after="20"/>
+        <w:rPr>
+          <w:b/>
+          <w:color w:val="1F3A5F"/>
+        </w:rPr>
+      </w:pPr>
+    </w:p>
+    <w:p>
+      <w:pPr>
+        <w:spacing w:before="60" w:after="20"/>
+        <w:rPr>
+          <w:b/>
+          <w:color w:val="1F3A5F"/>
+        </w:rPr>
       </w:pPr>
       <w:r>
         <w:rPr>
@@ -1978,50 +1927,31 @@
     </w:p>
     <w:p>
       <w:pPr>
+        <w:spacing w:before="60" w:after="20"/>
+      </w:pPr>
+    </w:p>
+    <w:p>
+      <w:pPr>
         <w:pStyle w:val="Commarcadores"/>
         <w:spacing w:after="40"/>
       </w:pPr>
-      <w:proofErr w:type="spellStart"/>
       <w:r>
         <w:rPr>
           <w:b/>
         </w:rPr>
-        <w:t>Correlacionar</w:t>
+        <w:t>Correlacionar a outros achados clínicos.</w:t>
       </w:r>
-      <w:proofErr w:type="spellEnd"/>
+    </w:p>
+    <w:p>
+      <w:pPr>
+        <w:pStyle w:val="Commarcadores"/>
+        <w:spacing w:after="40"/>
+      </w:pPr>
       <w:r>
         <w:rPr>
           <w:b/>
         </w:rPr>
-        <w:t xml:space="preserve"> a outros </w:t>
-      </w:r>
-      <w:proofErr w:type="spellStart"/>
-      <w:r>
-        <w:rPr>
-          <w:b/>
-        </w:rPr>
-        <w:t>achados</w:t>
-      </w:r>
-      <w:proofErr w:type="spellEnd"/>
-      <w:r>
-        <w:rPr>
-          <w:b/>
-        </w:rPr>
-        <w:t xml:space="preserve"> </w:t>
-      </w:r>
-      <w:proofErr w:type="spellStart"/>
-      <w:r>
-        <w:rPr>
-          <w:b/>
-        </w:rPr>
-        <w:t>clínicos</w:t>
-      </w:r>
-      <w:proofErr w:type="spellEnd"/>
-      <w:r>
-        <w:rPr>
-          <w:b/>
-        </w:rPr>
-        <w:t>.</w:t>
+        <w:t>Correlacionar a outros achados clínicos.</w:t>
       </w:r>
     </w:p>
     <w:p>
@@ -2088,7 +2018,7 @@
 </file>
 
 <file path=word/numbering.xml><?xml version="1.0" encoding="utf-8"?>
-<w:numbering xmlns:wpc="http://schemas.microsoft.com/office/word/2010/wordprocessingCanvas" xmlns:cx="http://schemas.microsoft.com/office/drawing/2014/chartex" xmlns:cx1="http://schemas.microsoft.com/office/drawing/2015/9/8/chartex" xmlns:cx2="http://schemas.microsoft.com/office/drawing/2015/10/21/chartex" xmlns:cx3="http://schemas.microsoft.com/office/drawing/2016/5/9/chartex" xmlns:cx4="http://schemas.microsoft.com/office/drawing/2016/5/10/chartex" xmlns:cx5="http://schemas.microsoft.com/office/drawing/2016/5/11/chartex" xmlns:cx6="http://schemas.microsoft.com/office/drawing/2016/5/12/chartex" xmlns:cx7="http://schemas.microsoft.com/office/drawing/2016/5/13/chartex" xmlns:cx8="http://schemas.microsoft.com/office/drawing/2016/5/14/chartex" xmlns:mc="http://schemas.openxmlformats.org/markup-compatibility/2006" xmlns:aink="http://schemas.microsoft.com/office/drawing/2016/ink" xmlns:am3d="http://schemas.microsoft.com/office/drawing/2017/model3d" xmlns:o="urn:schemas-microsoft-com:office:office" xmlns:oel="http://schemas.microsoft.com/office/2019/extlst" xmlns:r="http://schemas.openxmlformats.org/officeDocument/2006/relationships" xmlns:m="http://schemas.openxmlformats.org/officeDocument/2006/math" xmlns:v="urn:schemas-microsoft-com:vml" xmlns:wp14="http://schemas.microsoft.com/office/word/2010/wordprocessingDrawing" xmlns:wp="http://schemas.openxmlformats.org/drawingml/2006/wordprocessingDrawing" xmlns:w10="urn:schemas-microsoft-com:office:word" xmlns:w="http://schemas.openxmlformats.org/wordprocessingml/2006/main" xmlns:w14="http://schemas.microsoft.com/office/word/2010/wordml" xmlns:w15="http://schemas.microsoft.com/office/word/2012/wordml" xmlns:w16cei="http://schemas.microsoft.com/office/word/2026/wordml/cei" xmlns:w16cex="http://schemas.microsoft.com/office/word/2018/wordml/cex" xmlns:w16cid="http://schemas.microsoft.com/office/word/2016/wordml/cid" xmlns:w16="http://schemas.microsoft.com/office/word/2018/wordml" xmlns:w16du="http://schemas.microsoft.com/office/word/2023/wordml/word16du" xmlns:w16sdtdh="http://schemas.microsoft.com/office/word/2020/wordml/sdtdatahash" xmlns:w16sdtfl="http://schemas.microsoft.com/office/word/2024/wordml/sdtformatlock" xmlns:w16se="http://schemas.microsoft.com/office/word/2015/wordml/symex" xmlns:wpg="http://schemas.microsoft.com/office/word/2010/wordprocessingGroup" xmlns:wpi="http://schemas.microsoft.com/office/word/2010/wordprocessingInk" xmlns:wne="http://schemas.microsoft.com/office/word/2006/wordml" xmlns:wps="http://schemas.microsoft.com/office/word/2010/wordprocessingShape" mc:Ignorable="w14 w15 w16se w16cid w16 w16cex w16sdtdh w16sdtfl w16du wp14">
+<w:numbering xmlns:wpc="http://schemas.microsoft.com/office/word/2010/wordprocessingCanvas" xmlns:cx="http://schemas.microsoft.com/office/drawing/2014/chartex" xmlns:cx1="http://schemas.microsoft.com/office/drawing/2015/9/8/chartex" xmlns:cx2="http://schemas.microsoft.com/office/drawing/2015/10/21/chartex" xmlns:cx3="http://schemas.microsoft.com/office/drawing/2016/5/9/chartex" xmlns:cx4="http://schemas.microsoft.com/office/drawing/2016/5/10/chartex" xmlns:cx5="http://schemas.microsoft.com/office/drawing/2016/5/11/chartex" xmlns:cx6="http://schemas.microsoft.com/office/drawing/2016/5/12/chartex" xmlns:cx7="http://schemas.microsoft.com/office/drawing/2016/5/13/chartex" xmlns:cx8="http://schemas.microsoft.com/office/drawing/2016/5/14/chartex" xmlns:mc="http://schemas.openxmlformats.org/markup-compatibility/2006" xmlns:aink="http://schemas.microsoft.com/office/drawing/2016/ink" xmlns:am3d="http://schemas.microsoft.com/office/drawing/2017/model3d" xmlns:o="urn:schemas-microsoft-com:office:office" xmlns:oel="http://schemas.microsoft.com/office/2019/extlst" xmlns:r="http://schemas.openxmlformats.org/officeDocument/2006/relationships" xmlns:m="http://schemas.openxmlformats.org/officeDocument/2006/math" xmlns:v="urn:schemas-microsoft-com:vml" xmlns:wp14="http://schemas.microsoft.com/office/word/2010/wordprocessingDrawing" xmlns:wp="http://schemas.openxmlformats.org/drawingml/2006/wordprocessingDrawing" xmlns:w10="urn:schemas-microsoft-com:office:word" xmlns:w="http://schemas.openxmlformats.org/wordprocessingml/2006/main" xmlns:w14="http://schemas.microsoft.com/office/word/2010/wordml" xmlns:w15="http://schemas.microsoft.com/office/word/2012/wordml" xmlns:w16cex="http://schemas.microsoft.com/office/word/2018/wordml/cex" xmlns:w16cid="http://schemas.microsoft.com/office/word/2016/wordml/cid" xmlns:w16="http://schemas.microsoft.com/office/word/2018/wordml" xmlns:w16du="http://schemas.microsoft.com/office/word/2023/wordml/word16du" xmlns:w16sdtdh="http://schemas.microsoft.com/office/word/2020/wordml/sdtdatahash" xmlns:w16sdtfl="http://schemas.microsoft.com/office/word/2024/wordml/sdtformatlock" xmlns:w16se="http://schemas.microsoft.com/office/word/2015/wordml/symex" xmlns:wpg="http://schemas.microsoft.com/office/word/2010/wordprocessingGroup" xmlns:wpi="http://schemas.microsoft.com/office/word/2010/wordprocessingInk" xmlns:wne="http://schemas.microsoft.com/office/word/2006/wordml" xmlns:wps="http://schemas.microsoft.com/office/word/2010/wordprocessingShape" mc:Ignorable="w14 w15 w16se w16cid w16 w16cex w16sdtdh w16sdtfl w16du wp14">
   <w:abstractNum w:abstractNumId="0" w15:restartNumberingAfterBreak="0">
     <w:nsid w:val="FFFFFF7C"/>
     <w:multiLevelType w:val="singleLevel"/>

--- a/template_laudo_topcon_maestro2_wide.docx
+++ b/template_laudo_topcon_maestro2_wide.docx
@@ -1,6 +1,6 @@
 
 <file path=word/document.xml><?xml version="1.0" encoding="utf-8"?>
-<w:document xmlns:wpc="http://schemas.microsoft.com/office/word/2010/wordprocessingCanvas" xmlns:cx="http://schemas.microsoft.com/office/drawing/2014/chartex" xmlns:cx1="http://schemas.microsoft.com/office/drawing/2015/9/8/chartex" xmlns:cx2="http://schemas.microsoft.com/office/drawing/2015/10/21/chartex" xmlns:cx3="http://schemas.microsoft.com/office/drawing/2016/5/9/chartex" xmlns:cx4="http://schemas.microsoft.com/office/drawing/2016/5/10/chartex" xmlns:cx5="http://schemas.microsoft.com/office/drawing/2016/5/11/chartex" xmlns:cx6="http://schemas.microsoft.com/office/drawing/2016/5/12/chartex" xmlns:cx7="http://schemas.microsoft.com/office/drawing/2016/5/13/chartex" xmlns:cx8="http://schemas.microsoft.com/office/drawing/2016/5/14/chartex" xmlns:mc="http://schemas.openxmlformats.org/markup-compatibility/2006" xmlns:aink="http://schemas.microsoft.com/office/drawing/2016/ink" xmlns:am3d="http://schemas.microsoft.com/office/drawing/2017/model3d" xmlns:o="urn:schemas-microsoft-com:office:office" xmlns:oel="http://schemas.microsoft.com/office/2019/extlst" xmlns:r="http://schemas.openxmlformats.org/officeDocument/2006/relationships" xmlns:m="http://schemas.openxmlformats.org/officeDocument/2006/math" xmlns:v="urn:schemas-microsoft-com:vml" xmlns:wp14="http://schemas.microsoft.com/office/word/2010/wordprocessingDrawing" xmlns:wp="http://schemas.openxmlformats.org/drawingml/2006/wordprocessingDrawing" xmlns:w10="urn:schemas-microsoft-com:office:word" xmlns:w="http://schemas.openxmlformats.org/wordprocessingml/2006/main" xmlns:w14="http://schemas.microsoft.com/office/word/2010/wordml" xmlns:w15="http://schemas.microsoft.com/office/word/2012/wordml" xmlns:w16cex="http://schemas.microsoft.com/office/word/2018/wordml/cex" xmlns:w16cid="http://schemas.microsoft.com/office/word/2016/wordml/cid" xmlns:w16="http://schemas.microsoft.com/office/word/2018/wordml" xmlns:w16du="http://schemas.microsoft.com/office/word/2023/wordml/word16du" xmlns:w16sdtdh="http://schemas.microsoft.com/office/word/2020/wordml/sdtdatahash" xmlns:w16sdtfl="http://schemas.microsoft.com/office/word/2024/wordml/sdtformatlock" xmlns:w16se="http://schemas.microsoft.com/office/word/2015/wordml/symex" xmlns:wpg="http://schemas.microsoft.com/office/word/2010/wordprocessingGroup" xmlns:wpi="http://schemas.microsoft.com/office/word/2010/wordprocessingInk" xmlns:wne="http://schemas.microsoft.com/office/word/2006/wordml" xmlns:wps="http://schemas.microsoft.com/office/word/2010/wordprocessingShape" mc:Ignorable="w14 w15 w16se w16cid w16 w16cex w16sdtdh w16sdtfl w16du wp14">
+<w:document xmlns:wpc="http://schemas.microsoft.com/office/word/2010/wordprocessingCanvas" xmlns:cx="http://schemas.microsoft.com/office/drawing/2014/chartex" xmlns:cx1="http://schemas.microsoft.com/office/drawing/2015/9/8/chartex" xmlns:cx2="http://schemas.microsoft.com/office/drawing/2015/10/21/chartex" xmlns:cx3="http://schemas.microsoft.com/office/drawing/2016/5/9/chartex" xmlns:cx4="http://schemas.microsoft.com/office/drawing/2016/5/10/chartex" xmlns:cx5="http://schemas.microsoft.com/office/drawing/2016/5/11/chartex" xmlns:cx6="http://schemas.microsoft.com/office/drawing/2016/5/12/chartex" xmlns:cx7="http://schemas.microsoft.com/office/drawing/2016/5/13/chartex" xmlns:cx8="http://schemas.microsoft.com/office/drawing/2016/5/14/chartex" xmlns:mc="http://schemas.openxmlformats.org/markup-compatibility/2006" xmlns:aink="http://schemas.microsoft.com/office/drawing/2016/ink" xmlns:am3d="http://schemas.microsoft.com/office/drawing/2017/model3d" xmlns:o="urn:schemas-microsoft-com:office:office" xmlns:oel="http://schemas.microsoft.com/office/2019/extlst" xmlns:r="http://schemas.openxmlformats.org/officeDocument/2006/relationships" xmlns:m="http://schemas.openxmlformats.org/officeDocument/2006/math" xmlns:v="urn:schemas-microsoft-com:vml" xmlns:wp14="http://schemas.microsoft.com/office/word/2010/wordprocessingDrawing" xmlns:wp="http://schemas.openxmlformats.org/drawingml/2006/wordprocessingDrawing" xmlns:w10="urn:schemas-microsoft-com:office:word" xmlns:w="http://schemas.openxmlformats.org/wordprocessingml/2006/main" xmlns:w14="http://schemas.microsoft.com/office/word/2010/wordml" xmlns:w15="http://schemas.microsoft.com/office/word/2012/wordml" xmlns:w16cei="http://schemas.microsoft.com/office/word/2026/wordml/cei" xmlns:w16cex="http://schemas.microsoft.com/office/word/2018/wordml/cex" xmlns:w16cid="http://schemas.microsoft.com/office/word/2016/wordml/cid" xmlns:w16="http://schemas.microsoft.com/office/word/2018/wordml" xmlns:w16du="http://schemas.microsoft.com/office/word/2023/wordml/word16du" xmlns:w16sdtdh="http://schemas.microsoft.com/office/word/2020/wordml/sdtdatahash" xmlns:w16sdtfl="http://schemas.microsoft.com/office/word/2024/wordml/sdtformatlock" xmlns:w16se="http://schemas.microsoft.com/office/word/2015/wordml/symex" xmlns:wpg="http://schemas.microsoft.com/office/word/2010/wordprocessingGroup" xmlns:wpi="http://schemas.microsoft.com/office/word/2010/wordprocessingInk" xmlns:wne="http://schemas.microsoft.com/office/word/2006/wordml" xmlns:wps="http://schemas.microsoft.com/office/word/2010/wordprocessingShape" mc:Ignorable="w14 w15 w16se w16cid w16 w16cex w16sdtdh w16sdtfl w16du wp14">
   <w:body>
     <w:p>
       <w:pPr>
@@ -255,13 +255,23 @@
             <w:shd w:val="clear" w:color="auto" w:fill="E8EDF4"/>
           </w:tcPr>
           <w:p>
+            <w:proofErr w:type="spellStart"/>
             <w:r>
               <w:rPr>
                 <w:b/>
                 <w:color w:val="1F3A5F"/>
                 <w:sz w:val="16"/>
               </w:rPr>
-              <w:t>Protocolo:</w:t>
+              <w:t>Protocolo</w:t>
+            </w:r>
+            <w:proofErr w:type="spellEnd"/>
+            <w:r>
+              <w:rPr>
+                <w:b/>
+                <w:color w:val="1F3A5F"/>
+                <w:sz w:val="16"/>
+              </w:rPr>
+              <w:t>:</w:t>
             </w:r>
           </w:p>
         </w:tc>
@@ -294,7 +304,25 @@
                 <w:color w:val="1F3A5F"/>
                 <w:sz w:val="16"/>
               </w:rPr>
-              <w:t>Qualidade do Sinal (SS) OD/OE:</w:t>
+              <w:t xml:space="preserve">Qualidade do </w:t>
+            </w:r>
+            <w:proofErr w:type="spellStart"/>
+            <w:r>
+              <w:rPr>
+                <w:b/>
+                <w:color w:val="1F3A5F"/>
+                <w:sz w:val="16"/>
+              </w:rPr>
+              <w:t>Sinal</w:t>
+            </w:r>
+            <w:proofErr w:type="spellEnd"/>
+            <w:r>
+              <w:rPr>
+                <w:b/>
+                <w:color w:val="1F3A5F"/>
+                <w:sz w:val="16"/>
+              </w:rPr>
+              <w:t xml:space="preserve"> (SS) OD/OE:</w:t>
             </w:r>
           </w:p>
           <w:p>
@@ -314,13 +342,23 @@
                 <w:sz w:val="16"/>
               </w:rPr>
             </w:pPr>
+            <w:proofErr w:type="spellStart"/>
             <w:r>
               <w:rPr>
                 <w:b/>
                 <w:color w:val="1F3A5F"/>
                 <w:sz w:val="16"/>
               </w:rPr>
-              <w:t>Prontuário:</w:t>
+              <w:t>Prontuário</w:t>
+            </w:r>
+            <w:proofErr w:type="spellEnd"/>
+            <w:r>
+              <w:rPr>
+                <w:b/>
+                <w:color w:val="1F3A5F"/>
+                <w:sz w:val="16"/>
+              </w:rPr>
+              <w:t>:</w:t>
             </w:r>
           </w:p>
         </w:tc>
@@ -345,15 +383,6 @@
     <w:p>
       <w:pPr>
         <w:spacing w:before="60" w:after="20"/>
-        <w:rPr>
-          <w:b/>
-          <w:color w:val="1F3A5F"/>
-        </w:rPr>
-      </w:pPr>
-    </w:p>
-    <w:p>
-      <w:pPr>
-        <w:spacing w:before="60" w:after="20"/>
       </w:pPr>
       <w:r>
         <w:rPr>
@@ -366,18 +395,8 @@
     <w:p>
       <w:pPr>
         <w:spacing w:before="40" w:after="20"/>
-        <w:rPr>
-          <w:b/>
-          <w:i/>
-          <w:color w:val="333333"/>
-          <w:sz w:val="17"/>
-        </w:rPr>
       </w:pPr>
-    </w:p>
-    <w:p>
-      <w:pPr>
-        <w:spacing w:before="40" w:after="20"/>
-      </w:pPr>
+      <w:proofErr w:type="spellStart"/>
       <w:r>
         <w:rPr>
           <w:b/>
@@ -385,7 +404,57 @@
           <w:color w:val="333333"/>
           <w:sz w:val="17"/>
         </w:rPr>
-        <w:t>Espessura macular (protocolo em cubo / grid ETDRS)</w:t>
+        <w:t>Espessura</w:t>
+      </w:r>
+      <w:proofErr w:type="spellEnd"/>
+      <w:r>
+        <w:rPr>
+          <w:b/>
+          <w:i/>
+          <w:color w:val="333333"/>
+          <w:sz w:val="17"/>
+        </w:rPr>
+        <w:t xml:space="preserve"> macular (</w:t>
+      </w:r>
+      <w:proofErr w:type="spellStart"/>
+      <w:r>
+        <w:rPr>
+          <w:b/>
+          <w:i/>
+          <w:color w:val="333333"/>
+          <w:sz w:val="17"/>
+        </w:rPr>
+        <w:t>protocolo</w:t>
+      </w:r>
+      <w:proofErr w:type="spellEnd"/>
+      <w:r>
+        <w:rPr>
+          <w:b/>
+          <w:i/>
+          <w:color w:val="333333"/>
+          <w:sz w:val="17"/>
+        </w:rPr>
+        <w:t xml:space="preserve"> </w:t>
+      </w:r>
+      <w:proofErr w:type="spellStart"/>
+      <w:r>
+        <w:rPr>
+          <w:b/>
+          <w:i/>
+          <w:color w:val="333333"/>
+          <w:sz w:val="17"/>
+        </w:rPr>
+        <w:t>em</w:t>
+      </w:r>
+      <w:proofErr w:type="spellEnd"/>
+      <w:r>
+        <w:rPr>
+          <w:b/>
+          <w:i/>
+          <w:color w:val="333333"/>
+          <w:sz w:val="17"/>
+        </w:rPr>
+        <w:t xml:space="preserve"> cubo / grid ETDRS)</w:t>
       </w:r>
     </w:p>
     <w:tbl>
@@ -721,6 +790,7 @@
     </w:p>
     <w:p>
       <w:pPr>
+        <w:spacing w:after="0"/>
         <w:rPr>
           <w:i/>
         </w:rPr>
@@ -743,15 +813,6 @@
     <w:p>
       <w:pPr>
         <w:spacing w:before="60" w:after="20"/>
-        <w:rPr>
-          <w:b/>
-          <w:color w:val="1F3A5F"/>
-        </w:rPr>
-      </w:pPr>
-    </w:p>
-    <w:p>
-      <w:pPr>
-        <w:spacing w:before="60" w:after="20"/>
       </w:pPr>
       <w:r>
         <w:rPr>
@@ -764,17 +825,6 @@
     <w:p>
       <w:pPr>
         <w:spacing w:before="40" w:after="20"/>
-        <w:rPr>
-          <w:b/>
-          <w:i/>
-          <w:color w:val="333333"/>
-          <w:sz w:val="17"/>
-        </w:rPr>
-      </w:pPr>
-    </w:p>
-    <w:p>
-      <w:pPr>
-        <w:spacing w:before="40" w:after="20"/>
       </w:pPr>
       <w:r>
         <w:rPr>
@@ -783,7 +833,27 @@
           <w:color w:val="333333"/>
           <w:sz w:val="17"/>
         </w:rPr>
-        <w:t>RNFL peri-papilar — espessura (µm)</w:t>
+        <w:t xml:space="preserve">RNFL peri-papilar — </w:t>
+      </w:r>
+      <w:proofErr w:type="spellStart"/>
+      <w:r>
+        <w:rPr>
+          <w:b/>
+          <w:i/>
+          <w:color w:val="333333"/>
+          <w:sz w:val="17"/>
+        </w:rPr>
+        <w:t>espessura</w:t>
+      </w:r>
+      <w:proofErr w:type="spellEnd"/>
+      <w:r>
+        <w:rPr>
+          <w:b/>
+          <w:i/>
+          <w:color w:val="333333"/>
+          <w:sz w:val="17"/>
+        </w:rPr>
+        <w:t xml:space="preserve"> (µm)</w:t>
       </w:r>
     </w:p>
     <w:tbl>
@@ -1145,6 +1215,7 @@
             <w:pPr>
               <w:jc w:val="center"/>
             </w:pPr>
+            <w:r/>
           </w:p>
         </w:tc>
       </w:tr>
@@ -1496,6 +1567,7 @@
     </w:p>
     <w:p>
       <w:pPr>
+        <w:spacing w:after="0"/>
         <w:rPr>
           <w:i/>
         </w:rPr>
@@ -1515,24 +1587,14 @@
     <w:p>
       <w:pPr>
         <w:spacing w:before="60" w:after="20"/>
-        <w:rPr>
-          <w:b/>
-          <w:color w:val="1F3A5F"/>
-        </w:rPr>
       </w:pPr>
       <w:r>
         <w:rPr>
           <w:b/>
           <w:color w:val="1F3A5F"/>
         </w:rPr>
-        <w:lastRenderedPageBreak/>
         <w:t>3. COMPLEXO DE CÉLULAS GANGLIONARES (GCC / GCL-IPL)</w:t>
       </w:r>
-    </w:p>
-    <w:p>
-      <w:pPr>
-        <w:spacing w:before="60" w:after="20"/>
-      </w:pPr>
     </w:p>
     <w:tbl>
       <w:tblPr>
@@ -1556,6 +1618,7 @@
             <w:shd w:val="clear" w:color="auto" w:fill="1F3A5F"/>
           </w:tcPr>
           <w:p>
+            <w:proofErr w:type="spellStart"/>
             <w:r>
               <w:rPr>
                 <w:b/>
@@ -1564,6 +1627,7 @@
               </w:rPr>
               <w:t>Parâmetro</w:t>
             </w:r>
+            <w:proofErr w:type="spellEnd"/>
           </w:p>
         </w:tc>
         <w:tc>
@@ -1903,19 +1967,6 @@
     <w:p>
       <w:pPr>
         <w:spacing w:before="60" w:after="20"/>
-        <w:rPr>
-          <w:b/>
-          <w:color w:val="1F3A5F"/>
-        </w:rPr>
-      </w:pPr>
-    </w:p>
-    <w:p>
-      <w:pPr>
-        <w:spacing w:before="60" w:after="20"/>
-        <w:rPr>
-          <w:b/>
-          <w:color w:val="1F3A5F"/>
-        </w:rPr>
       </w:pPr>
       <w:r>
         <w:rPr>
@@ -1927,31 +1978,50 @@
     </w:p>
     <w:p>
       <w:pPr>
-        <w:spacing w:before="60" w:after="20"/>
-      </w:pPr>
-    </w:p>
-    <w:p>
-      <w:pPr>
         <w:pStyle w:val="Commarcadores"/>
         <w:spacing w:after="40"/>
       </w:pPr>
+      <w:proofErr w:type="spellStart"/>
       <w:r>
         <w:rPr>
           <w:b/>
         </w:rPr>
-        <w:t>Correlacionar a outros achados clínicos.</w:t>
+        <w:t>Correlacionar</w:t>
       </w:r>
-    </w:p>
-    <w:p>
-      <w:pPr>
-        <w:pStyle w:val="Commarcadores"/>
-        <w:spacing w:after="40"/>
-      </w:pPr>
+      <w:proofErr w:type="spellEnd"/>
       <w:r>
         <w:rPr>
           <w:b/>
         </w:rPr>
-        <w:t>Correlacionar a outros achados clínicos.</w:t>
+        <w:t xml:space="preserve"> a outros </w:t>
+      </w:r>
+      <w:proofErr w:type="spellStart"/>
+      <w:r>
+        <w:rPr>
+          <w:b/>
+        </w:rPr>
+        <w:t>achados</w:t>
+      </w:r>
+      <w:proofErr w:type="spellEnd"/>
+      <w:r>
+        <w:rPr>
+          <w:b/>
+        </w:rPr>
+        <w:t xml:space="preserve"> </w:t>
+      </w:r>
+      <w:proofErr w:type="spellStart"/>
+      <w:r>
+        <w:rPr>
+          <w:b/>
+        </w:rPr>
+        <w:t>clínicos</w:t>
+      </w:r>
+      <w:proofErr w:type="spellEnd"/>
+      <w:r>
+        <w:rPr>
+          <w:b/>
+        </w:rPr>
+        <w:t>.</w:t>
       </w:r>
     </w:p>
     <w:p>
@@ -2018,7 +2088,7 @@
 </file>
 
 <file path=word/numbering.xml><?xml version="1.0" encoding="utf-8"?>
-<w:numbering xmlns:wpc="http://schemas.microsoft.com/office/word/2010/wordprocessingCanvas" xmlns:cx="http://schemas.microsoft.com/office/drawing/2014/chartex" xmlns:cx1="http://schemas.microsoft.com/office/drawing/2015/9/8/chartex" xmlns:cx2="http://schemas.microsoft.com/office/drawing/2015/10/21/chartex" xmlns:cx3="http://schemas.microsoft.com/office/drawing/2016/5/9/chartex" xmlns:cx4="http://schemas.microsoft.com/office/drawing/2016/5/10/chartex" xmlns:cx5="http://schemas.microsoft.com/office/drawing/2016/5/11/chartex" xmlns:cx6="http://schemas.microsoft.com/office/drawing/2016/5/12/chartex" xmlns:cx7="http://schemas.microsoft.com/office/drawing/2016/5/13/chartex" xmlns:cx8="http://schemas.microsoft.com/office/drawing/2016/5/14/chartex" xmlns:mc="http://schemas.openxmlformats.org/markup-compatibility/2006" xmlns:aink="http://schemas.microsoft.com/office/drawing/2016/ink" xmlns:am3d="http://schemas.microsoft.com/office/drawing/2017/model3d" xmlns:o="urn:schemas-microsoft-com:office:office" xmlns:oel="http://schemas.microsoft.com/office/2019/extlst" xmlns:r="http://schemas.openxmlformats.org/officeDocument/2006/relationships" xmlns:m="http://schemas.openxmlformats.org/officeDocument/2006/math" xmlns:v="urn:schemas-microsoft-com:vml" xmlns:wp14="http://schemas.microsoft.com/office/word/2010/wordprocessingDrawing" xmlns:wp="http://schemas.openxmlformats.org/drawingml/2006/wordprocessingDrawing" xmlns:w10="urn:schemas-microsoft-com:office:word" xmlns:w="http://schemas.openxmlformats.org/wordprocessingml/2006/main" xmlns:w14="http://schemas.microsoft.com/office/word/2010/wordml" xmlns:w15="http://schemas.microsoft.com/office/word/2012/wordml" xmlns:w16cex="http://schemas.microsoft.com/office/word/2018/wordml/cex" xmlns:w16cid="http://schemas.microsoft.com/office/word/2016/wordml/cid" xmlns:w16="http://schemas.microsoft.com/office/word/2018/wordml" xmlns:w16du="http://schemas.microsoft.com/office/word/2023/wordml/word16du" xmlns:w16sdtdh="http://schemas.microsoft.com/office/word/2020/wordml/sdtdatahash" xmlns:w16sdtfl="http://schemas.microsoft.com/office/word/2024/wordml/sdtformatlock" xmlns:w16se="http://schemas.microsoft.com/office/word/2015/wordml/symex" xmlns:wpg="http://schemas.microsoft.com/office/word/2010/wordprocessingGroup" xmlns:wpi="http://schemas.microsoft.com/office/word/2010/wordprocessingInk" xmlns:wne="http://schemas.microsoft.com/office/word/2006/wordml" xmlns:wps="http://schemas.microsoft.com/office/word/2010/wordprocessingShape" mc:Ignorable="w14 w15 w16se w16cid w16 w16cex w16sdtdh w16sdtfl w16du wp14">
+<w:numbering xmlns:wpc="http://schemas.microsoft.com/office/word/2010/wordprocessingCanvas" xmlns:cx="http://schemas.microsoft.com/office/drawing/2014/chartex" xmlns:cx1="http://schemas.microsoft.com/office/drawing/2015/9/8/chartex" xmlns:cx2="http://schemas.microsoft.com/office/drawing/2015/10/21/chartex" xmlns:cx3="http://schemas.microsoft.com/office/drawing/2016/5/9/chartex" xmlns:cx4="http://schemas.microsoft.com/office/drawing/2016/5/10/chartex" xmlns:cx5="http://schemas.microsoft.com/office/drawing/2016/5/11/chartex" xmlns:cx6="http://schemas.microsoft.com/office/drawing/2016/5/12/chartex" xmlns:cx7="http://schemas.microsoft.com/office/drawing/2016/5/13/chartex" xmlns:cx8="http://schemas.microsoft.com/office/drawing/2016/5/14/chartex" xmlns:mc="http://schemas.openxmlformats.org/markup-compatibility/2006" xmlns:aink="http://schemas.microsoft.com/office/drawing/2016/ink" xmlns:am3d="http://schemas.microsoft.com/office/drawing/2017/model3d" xmlns:o="urn:schemas-microsoft-com:office:office" xmlns:oel="http://schemas.microsoft.com/office/2019/extlst" xmlns:r="http://schemas.openxmlformats.org/officeDocument/2006/relationships" xmlns:m="http://schemas.openxmlformats.org/officeDocument/2006/math" xmlns:v="urn:schemas-microsoft-com:vml" xmlns:wp14="http://schemas.microsoft.com/office/word/2010/wordprocessingDrawing" xmlns:wp="http://schemas.openxmlformats.org/drawingml/2006/wordprocessingDrawing" xmlns:w10="urn:schemas-microsoft-com:office:word" xmlns:w="http://schemas.openxmlformats.org/wordprocessingml/2006/main" xmlns:w14="http://schemas.microsoft.com/office/word/2010/wordml" xmlns:w15="http://schemas.microsoft.com/office/word/2012/wordml" xmlns:w16cei="http://schemas.microsoft.com/office/word/2026/wordml/cei" xmlns:w16cex="http://schemas.microsoft.com/office/word/2018/wordml/cex" xmlns:w16cid="http://schemas.microsoft.com/office/word/2016/wordml/cid" xmlns:w16="http://schemas.microsoft.com/office/word/2018/wordml" xmlns:w16du="http://schemas.microsoft.com/office/word/2023/wordml/word16du" xmlns:w16sdtdh="http://schemas.microsoft.com/office/word/2020/wordml/sdtdatahash" xmlns:w16sdtfl="http://schemas.microsoft.com/office/word/2024/wordml/sdtformatlock" xmlns:w16se="http://schemas.microsoft.com/office/word/2015/wordml/symex" xmlns:wpg="http://schemas.microsoft.com/office/word/2010/wordprocessingGroup" xmlns:wpi="http://schemas.microsoft.com/office/word/2010/wordprocessingInk" xmlns:wne="http://schemas.microsoft.com/office/word/2006/wordml" xmlns:wps="http://schemas.microsoft.com/office/word/2010/wordprocessingShape" mc:Ignorable="w14 w15 w16se w16cid w16 w16cex w16sdtdh w16sdtfl w16du wp14">
   <w:abstractNum w:abstractNumId="0" w15:restartNumberingAfterBreak="0">
     <w:nsid w:val="FFFFFF7C"/>
     <w:multiLevelType w:val="singleLevel"/>
